--- a/src/templates/tokenized/loi-lease-tokenized.docx
+++ b/src/templates/tokenized/loi-lease-tokenized.docx
@@ -2073,152 +2073,6 @@
           <w:u w:val="single"/>
         </w:rPr>
       </w:pPr>
-    </w:p>
-    <w:p>
-      <w:pPr>
-        <w:ind w:right="5040"/>
-      </w:pPr>
-      <w:r>
-        <w:rPr>
-          <w:noProof/>
-        </w:rPr>
-        <mc:AlternateContent>
-          <mc:Choice Requires="wps">
-            <w:drawing>
-              <wp:anchor distT="0" distB="0" distL="114300" distR="114300" simplePos="0" relativeHeight="251659264" behindDoc="0" locked="0" layoutInCell="1" allowOverlap="1" wp14:anchorId="593BAFE6" wp14:editId="61D80210">
-                <wp:simplePos x="0" y="0"/>
-                <wp:positionH relativeFrom="column">
-                  <wp:posOffset>-376982</wp:posOffset>
-                </wp:positionH>
-                <wp:positionV relativeFrom="paragraph">
-                  <wp:posOffset>1137269</wp:posOffset>
-                </wp:positionV>
-                <wp:extent cx="345989" cy="906162"/>
-                <wp:effectExtent l="62547" t="51753" r="60008" b="98107"/>
-                <wp:wrapNone/>
-                <wp:docPr id="709519454" name="Down Arrow 709519454"/>
-                <wp:cNvGraphicFramePr/>
-                <a:graphic xmlns:a="http://schemas.openxmlformats.org/drawingml/2006/main">
-                  <a:graphicData uri="http://schemas.microsoft.com/office/word/2010/wordprocessingShape">
-                    <wps:wsp>
-                      <wps:cNvSpPr/>
-                      <wps:spPr>
-                        <a:xfrm rot="16200000">
-                          <a:off x="0" y="0"/>
-                          <a:ext cx="345989" cy="906162"/>
-                        </a:xfrm>
-                        <a:prstGeom prst="downArrow">
-                          <a:avLst/>
-                        </a:prstGeom>
-                        <a:solidFill>
-                          <a:srgbClr val="FF0000"/>
-                        </a:solidFill>
-                        <a:ln w="19050">
-                          <a:solidFill>
-                            <a:schemeClr val="bg1"/>
-                          </a:solidFill>
-                        </a:ln>
-                      </wps:spPr>
-                      <wps:style>
-                        <a:lnRef idx="1">
-                          <a:schemeClr val="accent1"/>
-                        </a:lnRef>
-                        <a:fillRef idx="3">
-                          <a:schemeClr val="accent1"/>
-                        </a:fillRef>
-                        <a:effectRef idx="2">
-                          <a:schemeClr val="accent1"/>
-                        </a:effectRef>
-                        <a:fontRef idx="minor">
-                          <a:schemeClr val="lt1"/>
-                        </a:fontRef>
-                      </wps:style>
-                      <wps:bodyPr rot="0" spcFirstLastPara="0" vertOverflow="overflow" horzOverflow="overflow" vert="horz" wrap="square" lIns="91440" tIns="45720" rIns="91440" bIns="45720" numCol="1" spcCol="0" rtlCol="0" fromWordArt="0" anchor="ctr" anchorCtr="0" forceAA="0" compatLnSpc="1">
-                        <a:prstTxWarp prst="textNoShape">
-                          <a:avLst/>
-                        </a:prstTxWarp>
-                        <a:noAutofit/>
-                      </wps:bodyPr>
-                    </wps:wsp>
-                  </a:graphicData>
-                </a:graphic>
-              </wp:anchor>
-            </w:drawing>
-          </mc:Choice>
-          <mc:Fallback xmlns:w16sdtfl="http://schemas.microsoft.com/office/word/2024/wordml/sdtformatlock">
-            <w:pict>
-              <v:shapetype w14:anchorId="193A1A5A" id="_x0000_t67" coordsize="21600,21600" o:spt="67" adj="16200,5400" path="m0@0l@1@0@1,0@2,0@2@0,21600@0,10800,21600xe">
-                <v:stroke joinstyle="miter"/>
-                <v:formulas>
-                  <v:f eqn="val #0"/>
-                  <v:f eqn="val #1"/>
-                  <v:f eqn="sum height 0 #1"/>
-                  <v:f eqn="sum 10800 0 #1"/>
-                  <v:f eqn="sum width 0 #0"/>
-                  <v:f eqn="prod @4 @3 10800"/>
-                  <v:f eqn="sum width 0 @5"/>
-                </v:formulas>
-                <v:path o:connecttype="custom" o:connectlocs="10800,0;0,@0;10800,21600;21600,@0" o:connectangles="270,180,90,0" textboxrect="@1,0,@2,@6"/>
-                <v:handles>
-                  <v:h position="#1,#0" xrange="0,10800" yrange="0,21600"/>
-                </v:handles>
-              </v:shapetype>
-              <v:shape id="Down Arrow 709519454" o:spid="_x0000_s1026" type="#_x0000_t67" style="position:absolute;margin-left:-29.7pt;margin-top:89.55pt;width:27.25pt;height:71.35pt;rotation:-90;z-index:251659264;visibility:visible;mso-wrap-style:square;mso-wrap-distance-left:9pt;mso-wrap-distance-top:0;mso-wrap-distance-right:9pt;mso-wrap-distance-bottom:0;mso-position-horizontal:absolute;mso-position-horizontal-relative:text;mso-position-vertical:absolute;mso-position-vertical-relative:text;v-text-anchor:middle" o:gfxdata="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" adj="17476" fillcolor="red" strokecolor="white [3212]" strokeweight="1.5pt">
-                <v:shadow on="t" color="black" opacity="22937f" origin=",.5" offset="0,.63889mm"/>
-              </v:shape>
-            </w:pict>
-          </mc:Fallback>
-        </mc:AlternateContent>
-      </w:r>
-      <w:r>
-        <w:rPr>
-          <w:noProof/>
-        </w:rPr>
-        <w:drawing>
-          <wp:inline distT="0" distB="0" distL="0" distR="0" wp14:anchorId="36D41527" wp14:editId="013C3DE2">
-            <wp:extent cx="3905759" cy="3346450"/>
-            <wp:effectExtent l="0" t="0" r="6350" b="0"/>
-            <wp:docPr id="1935488370" name="Picture 2"/>
-            <wp:cNvGraphicFramePr>
-              <a:graphicFrameLocks xmlns:a="http://schemas.openxmlformats.org/drawingml/2006/main" noChangeAspect="1"/>
-            </wp:cNvGraphicFramePr>
-            <a:graphic xmlns:a="http://schemas.openxmlformats.org/drawingml/2006/main">
-              <a:graphicData uri="http://schemas.openxmlformats.org/drawingml/2006/picture">
-                <pic:pic xmlns:pic="http://schemas.openxmlformats.org/drawingml/2006/picture">
-                  <pic:nvPicPr>
-                    <pic:cNvPr id="1935488370" name="Picture 1935488370"/>
-                    <pic:cNvPicPr/>
-                  </pic:nvPicPr>
-                  <pic:blipFill rotWithShape="1">
-                    <a:blip r:embed="rId8"/>
-                    <a:srcRect l="34349"/>
-                    <a:stretch>
-                      <a:fillRect/>
-                    </a:stretch>
-                  </pic:blipFill>
-                  <pic:spPr bwMode="auto">
-                    <a:xfrm>
-                      <a:off x="0" y="0"/>
-                      <a:ext cx="3906055" cy="3346704"/>
-                    </a:xfrm>
-                    <a:prstGeom prst="rect">
-                      <a:avLst/>
-                    </a:prstGeom>
-                    <a:ln>
-                      <a:noFill/>
-                    </a:ln>
-                    <a:extLst>
-                      <a:ext uri="{53640926-AAD7-44D8-BBD7-CCE9431645EC}">
-                        <a14:shadowObscured xmlns:a14="http://schemas.microsoft.com/office/drawing/2010/main"/>
-                      </a:ext>
-                    </a:extLst>
-                  </pic:spPr>
-                </pic:pic>
-              </a:graphicData>
-            </a:graphic>
-          </wp:inline>
-        </w:drawing>
-      </w:r>
     </w:p>
     <w:p/>
     <w:sectPr>
